--- a/人民城市的上海实践_讲稿精简对齐版.docx
+++ b/人民城市的上海实践_讲稿精简对齐版.docx
@@ -192,6 +192,7 @@
           <w:lang w:eastAsia="zh-CN"/>
         </w:rPr>
       </w:pPr>
+      <w:proofErr w:type="gramStart"/>
       <w:r>
         <w:rPr>
           <w:lang w:eastAsia="zh-CN"/>
@@ -216,11 +217,19 @@
         </w:rPr>
         <w:t xml:space="preserve"> </w:t>
       </w:r>
-      <w:r>
-        <w:rPr>
-          <w:lang w:eastAsia="zh-CN"/>
-        </w:rPr>
-        <w:t>中央城市工作会议在北京举行</w:t>
+      <w:proofErr w:type="gramEnd"/>
+      <w:r>
+        <w:rPr>
+          <w:lang w:eastAsia="zh-CN"/>
+        </w:rPr>
+        <w:t>中央城市工作会议在北京</w:t>
+      </w:r>
+      <w:proofErr w:type="gramStart"/>
+      <w:r>
+        <w:rPr>
+          <w:lang w:eastAsia="zh-CN"/>
+        </w:rPr>
+        <w:t>举行</w:t>
       </w:r>
       <w:r>
         <w:rPr>
@@ -257,6 +266,13 @@
           <w:lang w:eastAsia="zh-CN"/>
         </w:rPr>
         <w:t>日</w:t>
+      </w:r>
+      <w:proofErr w:type="gramEnd"/>
+      <w:r>
+        <w:rPr>
+          <w:lang w:eastAsia="zh-CN"/>
+        </w:rPr>
+        <w:t>https://wx.mail.qq.com/xmspamcheck/xmsafejump?func=1&amp;check_src=2&amp;key=MIGoScPREx9x34b%2FoXl53MPehgmqYcwi77J6azVmbrtpOjczhh9KYW%2FHjsflXjxaAmXYmXHPGfNf6EXjEB%2BVrs%2BFSjiSwsLU9BIzHILJxElM3kHvYiKR4ncSHqUz8Hnq4BMBYDRQWTTR8P%2B2ehuoSUDXD4%2BbU2nXOrQhDl4eqB72&amp;spam_err_code=0</w:t>
       </w:r>
     </w:p>
     <w:p>
@@ -534,6 +550,7 @@
         <w:rPr>
           <w:lang w:eastAsia="zh-CN"/>
         </w:rPr>
+        <w:lastRenderedPageBreak/>
         <w:t>这些设施连接了用餐、阅读、运动、休闲、文化学习和基本医疗，既涉及青年人的学习与活动，也涉及老年人的助餐、健康和学习需求，构成了从户外空间到室内服务的日常公共服务网络。</w:t>
       </w:r>
     </w:p>
@@ -620,7 +637,6 @@
         <w:rPr>
           <w:lang w:eastAsia="zh-CN"/>
         </w:rPr>
-        <w:lastRenderedPageBreak/>
         <w:t>我们关心的是：普通人能否在家附近，以可负担的成本使用这些服务。下面先从设施的位置分布和空间距离看起。</w:t>
       </w:r>
     </w:p>
@@ -672,31 +688,34 @@
         <w:rPr>
           <w:lang w:eastAsia="zh-CN"/>
         </w:rPr>
-        <w:t>，指服务半径内覆盖了多少已经在</w:t>
-      </w:r>
-      <w:r>
-        <w:rPr>
+        <w:t>，指服务半径内覆盖了多少</w:t>
+      </w:r>
+      <w:r>
+        <w:rPr>
+          <w:highlight w:val="yellow"/>
+          <w:lang w:eastAsia="zh-CN"/>
+        </w:rPr>
+        <w:t>已经在</w:t>
+      </w:r>
+      <w:r>
+        <w:rPr>
+          <w:highlight w:val="yellow"/>
           <w:lang w:eastAsia="zh-CN"/>
         </w:rPr>
         <w:t>OpenStreetMap</w:t>
       </w:r>
       <w:r>
         <w:rPr>
-          <w:lang w:eastAsia="zh-CN"/>
-        </w:rPr>
-        <w:t>中标注的居住用地面积；它不是居民人数的比例，也不能直接等同于</w:t>
-      </w:r>
-      <w:r>
-        <w:rPr>
-          <w:lang w:eastAsia="zh-CN"/>
-        </w:rPr>
-        <w:t>15</w:t>
-      </w:r>
-      <w:r>
-        <w:rPr>
-          <w:lang w:eastAsia="zh-CN"/>
-        </w:rPr>
-        <w:t>分钟步行可达。</w:t>
+          <w:highlight w:val="yellow"/>
+          <w:lang w:eastAsia="zh-CN"/>
+        </w:rPr>
+        <w:t>中标注的居住用地面积</w:t>
+      </w:r>
+      <w:r>
+        <w:rPr>
+          <w:lang w:eastAsia="zh-CN"/>
+        </w:rPr>
+        <w:t>；</w:t>
       </w:r>
     </w:p>
     <w:p>
@@ -785,6 +804,13 @@
         </w:rPr>
         <w:t>时，覆盖区域如何变化。它使用的是同一批设施、同一时点的数据，展示的是不同距离阈值下的空间覆盖变化，不是历年的建设增长过程。</w:t>
       </w:r>
+      <w:r>
+        <w:rPr>
+          <w:rFonts w:hint="eastAsia"/>
+          <w:lang w:eastAsia="zh-CN"/>
+        </w:rPr>
+        <w:t>（由于时间限制，这这里我们只展示数据）</w:t>
+      </w:r>
     </w:p>
     <w:p>
       <w:pPr>
@@ -808,31 +834,48 @@
         <w:rPr>
           <w:lang w:eastAsia="zh-CN"/>
         </w:rPr>
-        <w:t>个服务点。图上的全市折中候选约为</w:t>
-      </w:r>
-      <w:r>
-        <w:rPr>
+        <w:t>个服务点。</w:t>
+      </w:r>
+      <w:r>
+        <w:rPr>
+          <w:highlight w:val="yellow"/>
+          <w:lang w:eastAsia="zh-CN"/>
+        </w:rPr>
+        <w:t>图上的全市折中候选约为</w:t>
+      </w:r>
+      <w:r>
+        <w:rPr>
+          <w:highlight w:val="yellow"/>
           <w:lang w:eastAsia="zh-CN"/>
         </w:rPr>
         <w:t>1.80</w:t>
       </w:r>
       <w:r>
         <w:rPr>
+          <w:highlight w:val="yellow"/>
           <w:lang w:eastAsia="zh-CN"/>
         </w:rPr>
         <w:t>公里，对应</w:t>
       </w:r>
       <w:r>
         <w:rPr>
+          <w:highlight w:val="yellow"/>
           <w:lang w:eastAsia="zh-CN"/>
         </w:rPr>
         <w:t>72.0%</w:t>
       </w:r>
       <w:r>
         <w:rPr>
-          <w:lang w:eastAsia="zh-CN"/>
-        </w:rPr>
-        <w:t>的样本居住用地面积覆盖；中心七区约为</w:t>
+          <w:highlight w:val="yellow"/>
+          <w:lang w:eastAsia="zh-CN"/>
+        </w:rPr>
+        <w:t>的样本</w:t>
+      </w:r>
+      <w:r>
+        <w:rPr>
+          <w:lang w:eastAsia="zh-CN"/>
+        </w:rPr>
+        <w:t>居住用地面积覆盖；中心七区约为</w:t>
       </w:r>
       <w:r>
         <w:rPr>
@@ -905,55 +948,76 @@
         <w:rPr>
           <w:lang w:eastAsia="zh-CN"/>
         </w:rPr>
-        <w:t>再看公共图书馆服务网点。全市的折中候选约为</w:t>
-      </w:r>
-      <w:r>
-        <w:rPr>
+        <w:t>再看公共图书馆服务网点。</w:t>
+      </w:r>
+      <w:r>
+        <w:rPr>
+          <w:highlight w:val="yellow"/>
+          <w:lang w:eastAsia="zh-CN"/>
+        </w:rPr>
+        <w:t>全市的折中候选约为</w:t>
+      </w:r>
+      <w:r>
+        <w:rPr>
+          <w:highlight w:val="yellow"/>
           <w:lang w:eastAsia="zh-CN"/>
         </w:rPr>
         <w:t>1.85</w:t>
       </w:r>
       <w:r>
         <w:rPr>
+          <w:highlight w:val="yellow"/>
           <w:lang w:eastAsia="zh-CN"/>
         </w:rPr>
         <w:t>公里、</w:t>
       </w:r>
       <w:r>
         <w:rPr>
+          <w:highlight w:val="yellow"/>
           <w:lang w:eastAsia="zh-CN"/>
         </w:rPr>
         <w:t>72.5%</w:t>
       </w:r>
       <w:r>
         <w:rPr>
+          <w:highlight w:val="yellow"/>
           <w:lang w:eastAsia="zh-CN"/>
         </w:rPr>
         <w:t>覆盖，中心七区约为</w:t>
       </w:r>
       <w:r>
         <w:rPr>
+          <w:highlight w:val="yellow"/>
           <w:lang w:eastAsia="zh-CN"/>
         </w:rPr>
         <w:t>1.00</w:t>
       </w:r>
       <w:r>
         <w:rPr>
+          <w:highlight w:val="yellow"/>
           <w:lang w:eastAsia="zh-CN"/>
         </w:rPr>
         <w:t>公里、</w:t>
       </w:r>
       <w:r>
         <w:rPr>
+          <w:highlight w:val="yellow"/>
           <w:lang w:eastAsia="zh-CN"/>
         </w:rPr>
         <w:t>77.0%</w:t>
       </w:r>
       <w:r>
         <w:rPr>
-          <w:lang w:eastAsia="zh-CN"/>
-        </w:rPr>
-        <w:t>覆盖。这里纳入的还有城市书房、自助借还点等服务地点，所以地图上的一个网点，不一定就对应一个有自习座位的图书馆。</w:t>
+          <w:highlight w:val="yellow"/>
+          <w:lang w:eastAsia="zh-CN"/>
+        </w:rPr>
+        <w:t>覆盖。</w:t>
+      </w:r>
+      <w:r>
+        <w:rPr>
+          <w:lang w:eastAsia="zh-CN"/>
+        </w:rPr>
+        <w:t>这里纳入的还有城市书房、自助借还点等服务地点，所以地图上的一个网点，不一定就对应一个有自习座位的图书馆。</w:t>
       </w:r>
     </w:p>
     <w:p>
@@ -966,31 +1030,48 @@
         <w:rPr>
           <w:lang w:eastAsia="zh-CN"/>
         </w:rPr>
-        <w:t>市民健身中心这一页，全市的折中候选约为</w:t>
-      </w:r>
-      <w:r>
-        <w:rPr>
+        <w:t>市民健身中心这一页，</w:t>
+      </w:r>
+      <w:r>
+        <w:rPr>
+          <w:highlight w:val="yellow"/>
+          <w:lang w:eastAsia="zh-CN"/>
+        </w:rPr>
+        <w:t>全市的折中候选约为</w:t>
+      </w:r>
+      <w:r>
+        <w:rPr>
+          <w:highlight w:val="yellow"/>
           <w:lang w:eastAsia="zh-CN"/>
         </w:rPr>
         <w:t>2.63</w:t>
       </w:r>
       <w:r>
         <w:rPr>
+          <w:highlight w:val="yellow"/>
           <w:lang w:eastAsia="zh-CN"/>
         </w:rPr>
         <w:t>公里、</w:t>
       </w:r>
       <w:r>
         <w:rPr>
+          <w:highlight w:val="yellow"/>
           <w:lang w:eastAsia="zh-CN"/>
         </w:rPr>
         <w:t>70.9%</w:t>
       </w:r>
       <w:r>
         <w:rPr>
-          <w:lang w:eastAsia="zh-CN"/>
-        </w:rPr>
-        <w:t>覆盖，中心七区约为</w:t>
+          <w:highlight w:val="yellow"/>
+          <w:lang w:eastAsia="zh-CN"/>
+        </w:rPr>
+        <w:t>覆盖</w:t>
+      </w:r>
+      <w:r>
+        <w:rPr>
+          <w:lang w:eastAsia="zh-CN"/>
+        </w:rPr>
+        <w:t>，中心七区约为</w:t>
       </w:r>
       <w:r>
         <w:rPr>
@@ -1051,31 +1132,48 @@
         <w:rPr>
           <w:lang w:eastAsia="zh-CN"/>
         </w:rPr>
-        <w:t>公园类绿地的全市折中候选约为</w:t>
-      </w:r>
-      <w:r>
-        <w:rPr>
+        <w:t>公园类绿地的全市折中候</w:t>
+      </w:r>
+      <w:r>
+        <w:rPr>
+          <w:highlight w:val="yellow"/>
+          <w:lang w:eastAsia="zh-CN"/>
+        </w:rPr>
+        <w:t>选约为</w:t>
+      </w:r>
+      <w:r>
+        <w:rPr>
+          <w:highlight w:val="yellow"/>
           <w:lang w:eastAsia="zh-CN"/>
         </w:rPr>
         <w:t>0.97</w:t>
       </w:r>
       <w:r>
         <w:rPr>
+          <w:highlight w:val="yellow"/>
           <w:lang w:eastAsia="zh-CN"/>
         </w:rPr>
         <w:t>公里、</w:t>
       </w:r>
       <w:r>
         <w:rPr>
+          <w:highlight w:val="yellow"/>
           <w:lang w:eastAsia="zh-CN"/>
         </w:rPr>
         <w:t>76.5%</w:t>
       </w:r>
       <w:r>
         <w:rPr>
-          <w:lang w:eastAsia="zh-CN"/>
-        </w:rPr>
-        <w:t>覆盖，中心七区约为</w:t>
+          <w:highlight w:val="yellow"/>
+          <w:lang w:eastAsia="zh-CN"/>
+        </w:rPr>
+        <w:t>覆盖，</w:t>
+      </w:r>
+      <w:r>
+        <w:rPr>
+          <w:lang w:eastAsia="zh-CN"/>
+        </w:rPr>
+        <w:t>中心七区约为</w:t>
       </w:r>
       <w:r>
         <w:rPr>
@@ -1099,7 +1197,20 @@
         <w:rPr>
           <w:lang w:eastAsia="zh-CN"/>
         </w:rPr>
-        <w:t>覆盖。这一类按地图中的公园和绿地范围计算距离，尚未逐块核实开放情况，也没有按真实入口计算，因此仍保留</w:t>
+        <w:t>覆盖。这一类按地图中的公园和绿地范围计算距离，</w:t>
+      </w:r>
+      <w:r>
+        <w:rPr>
+          <w:highlight w:val="yellow"/>
+          <w:lang w:eastAsia="zh-CN"/>
+        </w:rPr>
+        <w:t>尚未逐块核实开放情况</w:t>
+      </w:r>
+      <w:r>
+        <w:rPr>
+          <w:lang w:eastAsia="zh-CN"/>
+        </w:rPr>
+        <w:t>，也没有按真实入口计算，因此仍保留</w:t>
       </w:r>
       <w:r>
         <w:rPr>
@@ -1209,67 +1320,90 @@
         <w:rPr>
           <w:lang w:eastAsia="zh-CN"/>
         </w:rPr>
-        <w:t>我们还对文化中心和老年学校的登记地址做了初步核对：全市</w:t>
-      </w:r>
-      <w:r>
-        <w:rPr>
+        <w:t>我们还对文化中心和老年学校的登记地址做了初步核对：</w:t>
+      </w:r>
+      <w:r>
+        <w:rPr>
+          <w:highlight w:val="yellow"/>
+          <w:lang w:eastAsia="zh-CN"/>
+        </w:rPr>
+        <w:t>全市</w:t>
+      </w:r>
+      <w:r>
+        <w:rPr>
+          <w:highlight w:val="yellow"/>
           <w:lang w:eastAsia="zh-CN"/>
         </w:rPr>
         <w:t>221</w:t>
       </w:r>
       <w:r>
         <w:rPr>
+          <w:highlight w:val="yellow"/>
           <w:lang w:eastAsia="zh-CN"/>
         </w:rPr>
         <w:t>个文化中心名录分组中，有</w:t>
       </w:r>
       <w:r>
         <w:rPr>
+          <w:highlight w:val="yellow"/>
           <w:lang w:eastAsia="zh-CN"/>
         </w:rPr>
         <w:t>55</w:t>
       </w:r>
       <w:r>
         <w:rPr>
+          <w:highlight w:val="yellow"/>
           <w:lang w:eastAsia="zh-CN"/>
         </w:rPr>
         <w:t>组登记同址，约占</w:t>
       </w:r>
       <w:r>
         <w:rPr>
+          <w:highlight w:val="yellow"/>
           <w:lang w:eastAsia="zh-CN"/>
         </w:rPr>
         <w:t>24.9%</w:t>
       </w:r>
       <w:r>
         <w:rPr>
+          <w:highlight w:val="yellow"/>
           <w:lang w:eastAsia="zh-CN"/>
         </w:rPr>
         <w:t>；中心七区为</w:t>
       </w:r>
       <w:r>
         <w:rPr>
+          <w:highlight w:val="yellow"/>
           <w:lang w:eastAsia="zh-CN"/>
         </w:rPr>
         <w:t>27</w:t>
       </w:r>
       <w:r>
         <w:rPr>
+          <w:highlight w:val="yellow"/>
           <w:lang w:eastAsia="zh-CN"/>
         </w:rPr>
         <w:t>组、约</w:t>
       </w:r>
       <w:r>
         <w:rPr>
+          <w:highlight w:val="yellow"/>
           <w:lang w:eastAsia="zh-CN"/>
         </w:rPr>
         <w:t>35.1%</w:t>
       </w:r>
       <w:r>
         <w:rPr>
-          <w:lang w:eastAsia="zh-CN"/>
-        </w:rPr>
-        <w:t>。这只是登记同址的初步筛查，不能据此认定这些文化中心当前都开办了老年大学，未匹配到的地点也不代表没有老年教育服务。</w:t>
+          <w:highlight w:val="yellow"/>
+          <w:lang w:eastAsia="zh-CN"/>
+        </w:rPr>
+        <w:t>。</w:t>
+      </w:r>
+      <w:r>
+        <w:rPr>
+          <w:lang w:eastAsia="zh-CN"/>
+        </w:rPr>
+        <w:t>这只是登记同址的初步筛查，不能据此认定这些文化中心当前都开办了老年大学，未匹配到的地点也不代表没有老年教育服务。</w:t>
       </w:r>
     </w:p>
     <w:p>
@@ -1355,6 +1489,7 @@
         <w:rPr>
           <w:lang w:eastAsia="zh-CN"/>
         </w:rPr>
+        <w:lastRenderedPageBreak/>
         <w:t>把这六组地图和曲线放在一起看，在本次数据和模型下，中心七区的折中候选半径普遍更短。这提示我们，全市平均结果会掩盖不同区域的差异。但六类设施的功能、纳入范围不同，也不能单凭半径大小给它们作优劣排名。</w:t>
       </w:r>
     </w:p>
@@ -1366,9 +1501,9 @@
       </w:pPr>
       <w:r>
         <w:rPr>
-          <w:lang w:eastAsia="zh-CN"/>
-        </w:rPr>
-        <w:lastRenderedPageBreak/>
+          <w:highlight w:val="yellow"/>
+          <w:lang w:eastAsia="zh-CN"/>
+        </w:rPr>
         <w:t>这些数据帮助我们描述公共服务的空间分布。道路是否绕行、场馆何时开放、费用是否可承受，以及服务容量够不够，还要结合具体场所继续观察。下面，就以我家所在街道为例，看看这些服务怎样进入日常生活。</w:t>
       </w:r>
     </w:p>
@@ -1420,16 +1555,25 @@
         <w:rPr>
           <w:lang w:eastAsia="zh-CN"/>
         </w:rPr>
-        <w:t>作代称。这个街道的辖区面积约</w:t>
-      </w:r>
-      <w:r>
-        <w:rPr>
+        <w:t>作代称。</w:t>
+      </w:r>
+      <w:r>
+        <w:rPr>
+          <w:highlight w:val="yellow"/>
+          <w:lang w:eastAsia="zh-CN"/>
+        </w:rPr>
+        <w:t>这个街道的辖区面积约</w:t>
+      </w:r>
+      <w:r>
+        <w:rPr>
+          <w:highlight w:val="yellow"/>
           <w:lang w:eastAsia="zh-CN"/>
         </w:rPr>
         <w:t>2</w:t>
       </w:r>
       <w:r>
         <w:rPr>
+          <w:highlight w:val="yellow"/>
           <w:lang w:eastAsia="zh-CN"/>
         </w:rPr>
         <w:t>平方公里。</w:t>
@@ -1677,6 +1821,7 @@
         </w:rPr>
         <w:t>不光是城市</w:t>
       </w:r>
+      <w:proofErr w:type="spellStart"/>
       <w:r>
         <w:rPr>
           <w:rFonts w:hint="eastAsia"/>
@@ -1684,6 +1829,7 @@
         </w:rPr>
         <w:t>gdp</w:t>
       </w:r>
+      <w:proofErr w:type="spellEnd"/>
       <w:r>
         <w:rPr>
           <w:rFonts w:hint="eastAsia"/>
@@ -1708,29 +1854,34 @@
     <w:p>
       <w:pPr>
         <w:rPr>
+          <w:lang w:eastAsia="zh-CN"/>
+        </w:rPr>
+      </w:pPr>
+      <w:r>
+        <w:rPr>
           <w:rFonts w:hint="eastAsia"/>
           <w:lang w:eastAsia="zh-CN"/>
         </w:rPr>
-      </w:pPr>
+        <w:t>在纽约城市结束语：最后我们在这里引用“食频道”的《何以为家》中的结束语：安家，在上海是分量不小的两个字，那么多人来到这里，有的因为爱人，有的因为子</w:t>
+      </w:r>
       <w:r>
         <w:rPr>
           <w:rFonts w:hint="eastAsia"/>
           <w:lang w:eastAsia="zh-CN"/>
         </w:rPr>
-        <w:t>在纽约城市</w:t>
+        <w:t>女</w:t>
       </w:r>
       <w:r>
         <w:rPr>
           <w:rFonts w:hint="eastAsia"/>
           <w:lang w:eastAsia="zh-CN"/>
         </w:rPr>
-        <w:t>结束语：最后我们在这里引用“食频道”的《何以为家》中的结束语：安家，在上海是分量不小的两个字，那么多人来到这里，有的因为爱人，有的因为子宁不，有的为了生活，有的为了理想，让生活回归生活，让人民安居乐业，让有信念的人，念念不忘必有回响，这不仅需要安定的环境，更需要来自身边实实在在的关心，引领与服务，上海不是纽约，上海也不是百老汇，新时代的上海就是上海，这座社会主义现代化国际化大都市，努力地让城市的价值回归人民，让生活的意义回归生活本身，心安即是归处，人民城市人民建，人民城市，为人民，谢谢大家</w:t>
+        <w:t>，有的为了生活，有的为了理想，让生活回归生活，让人民安居乐业，让有信念的人，念念不忘必有回响，这不仅需要安定的环境，更需要来自身边实实在在的关心，引领与服务，上海不是纽约，上海也不是百老汇，新时代的上海就是上海，这座社会主义现代化国际化大都市，努力地让城市的价值回归人民，让生活的意义回归生活本身，心安即是归处，人民城市人民建，人民城市，为人民，谢谢大家</w:t>
       </w:r>
     </w:p>
     <w:p>
       <w:pPr>
         <w:rPr>
-          <w:rFonts w:hint="eastAsia"/>
           <w:lang w:eastAsia="zh-CN"/>
         </w:rPr>
       </w:pPr>
